--- a/Programacion II/Clases/Clase 11 - Revision de codigo cruzada/Taller PI - Clase 11 - VetCare.docx
+++ b/Programacion II/Clases/Clase 11 - Revision de codigo cruzada/Taller PI - Clase 11 - VetCare.docx
@@ -198,7 +198,7 @@
           <w:color w:val="2B2B2B"/>
           <w:sz w:val="22"/>
         </w:rPr>
-        <w:t>El docente proyecta el archivo VetCareParaRevisar.java, que compila y arranca pero termina con una excepción en tiempo de ejecución y contiene al menos siete hallazgos sembrados a propósito.</w:t>
+        <w:t>El docente proyecta el archivo ClinicaParaRevisar.java, que compila y arranca pero termina con una excepción en tiempo de ejecución y contiene al menos siete hallazgos sembrados a propósito.</w:t>
       </w:r>
     </w:p>
     <w:p>
